--- a/fuentes/CFA2_124108_DU.docx
+++ b/fuentes/CFA2_124108_DU.docx
@@ -568,7 +568,7 @@
           <w:r>
             <w:fldChar w:fldCharType="separate"/>
           </w:r>
-          <w:hyperlink w:anchor="_Toc226990437" w:history="1">
+          <w:hyperlink w:anchor="_Toc227766910" w:history="1">
             <w:r>
               <w:rPr>
                 <w:rStyle w:val="Hipervnculo"/>
@@ -595,7 +595,7 @@
                 <w:noProof/>
                 <w:webHidden/>
               </w:rPr>
-              <w:instrText xml:space="preserve"> PAGEREF _Toc226990437 \h </w:instrText>
+              <w:instrText xml:space="preserve"> PAGEREF _Toc227766910 \h </w:instrText>
             </w:r>
             <w:r>
               <w:rPr>
@@ -641,7 +641,7 @@
               <w:lang w:eastAsia="es-CO"/>
             </w:rPr>
           </w:pPr>
-          <w:hyperlink w:anchor="_Toc226990438" w:history="1">
+          <w:hyperlink w:anchor="_Toc227766911" w:history="1">
             <w:r>
               <w:rPr>
                 <w:rStyle w:val="Hipervnculo"/>
@@ -685,7 +685,7 @@
                 <w:noProof/>
                 <w:webHidden/>
               </w:rPr>
-              <w:instrText xml:space="preserve"> PAGEREF _Toc226990438 \h </w:instrText>
+              <w:instrText xml:space="preserve"> PAGEREF _Toc227766911 \h </w:instrText>
             </w:r>
             <w:r>
               <w:rPr>
@@ -727,7 +727,7 @@
               <w:lang w:eastAsia="es-CO"/>
             </w:rPr>
           </w:pPr>
-          <w:hyperlink w:anchor="_Toc226990439" w:history="1">
+          <w:hyperlink w:anchor="_Toc227766912" w:history="1">
             <w:r>
               <w:rPr>
                 <w:rStyle w:val="Hipervnculo"/>
@@ -771,7 +771,7 @@
                 <w:noProof/>
                 <w:webHidden/>
               </w:rPr>
-              <w:instrText xml:space="preserve"> PAGEREF _Toc226990439 \h </w:instrText>
+              <w:instrText xml:space="preserve"> PAGEREF _Toc227766912 \h </w:instrText>
             </w:r>
             <w:r>
               <w:rPr>
@@ -813,7 +813,7 @@
               <w:lang w:eastAsia="es-CO"/>
             </w:rPr>
           </w:pPr>
-          <w:hyperlink w:anchor="_Toc226990440" w:history="1">
+          <w:hyperlink w:anchor="_Toc227766913" w:history="1">
             <w:r>
               <w:rPr>
                 <w:rStyle w:val="Hipervnculo"/>
@@ -857,7 +857,7 @@
                 <w:noProof/>
                 <w:webHidden/>
               </w:rPr>
-              <w:instrText xml:space="preserve"> PAGEREF _Toc226990440 \h </w:instrText>
+              <w:instrText xml:space="preserve"> PAGEREF _Toc227766913 \h </w:instrText>
             </w:r>
             <w:r>
               <w:rPr>
@@ -877,7 +877,7 @@
                 <w:noProof/>
                 <w:webHidden/>
               </w:rPr>
-              <w:t>8</w:t>
+              <w:t>9</w:t>
             </w:r>
             <w:r>
               <w:rPr>
@@ -903,7 +903,7 @@
               <w:lang w:eastAsia="es-CO"/>
             </w:rPr>
           </w:pPr>
-          <w:hyperlink w:anchor="_Toc226990441" w:history="1">
+          <w:hyperlink w:anchor="_Toc227766914" w:history="1">
             <w:r>
               <w:rPr>
                 <w:rStyle w:val="Hipervnculo"/>
@@ -962,7 +962,7 @@
                 <w:noProof/>
                 <w:webHidden/>
               </w:rPr>
-              <w:instrText xml:space="preserve"> PAGEREF _Toc226990441 \h </w:instrText>
+              <w:instrText xml:space="preserve"> PAGEREF _Toc227766914 \h </w:instrText>
             </w:r>
             <w:r>
               <w:rPr>
@@ -1004,7 +1004,7 @@
               <w:lang w:eastAsia="es-CO"/>
             </w:rPr>
           </w:pPr>
-          <w:hyperlink w:anchor="_Toc226990442" w:history="1">
+          <w:hyperlink w:anchor="_Toc227766915" w:history="1">
             <w:r>
               <w:rPr>
                 <w:rStyle w:val="Hipervnculo"/>
@@ -1063,7 +1063,7 @@
                 <w:noProof/>
                 <w:webHidden/>
               </w:rPr>
-              <w:instrText xml:space="preserve"> PAGEREF _Toc226990442 \h </w:instrText>
+              <w:instrText xml:space="preserve"> PAGEREF _Toc227766915 \h </w:instrText>
             </w:r>
             <w:r>
               <w:rPr>
@@ -1105,7 +1105,7 @@
               <w:lang w:eastAsia="es-CO"/>
             </w:rPr>
           </w:pPr>
-          <w:hyperlink w:anchor="_Toc226990443" w:history="1">
+          <w:hyperlink w:anchor="_Toc227766916" w:history="1">
             <w:r>
               <w:rPr>
                 <w:rStyle w:val="Hipervnculo"/>
@@ -1164,7 +1164,7 @@
                 <w:noProof/>
                 <w:webHidden/>
               </w:rPr>
-              <w:instrText xml:space="preserve"> PAGEREF _Toc226990443 \h </w:instrText>
+              <w:instrText xml:space="preserve"> PAGEREF _Toc227766916 \h </w:instrText>
             </w:r>
             <w:r>
               <w:rPr>
@@ -1206,7 +1206,7 @@
               <w:lang w:eastAsia="es-CO"/>
             </w:rPr>
           </w:pPr>
-          <w:hyperlink w:anchor="_Toc226990444" w:history="1">
+          <w:hyperlink w:anchor="_Toc227766917" w:history="1">
             <w:r>
               <w:rPr>
                 <w:rStyle w:val="Hipervnculo"/>
@@ -1265,7 +1265,7 @@
                 <w:noProof/>
                 <w:webHidden/>
               </w:rPr>
-              <w:instrText xml:space="preserve"> PAGEREF _Toc226990444 \h </w:instrText>
+              <w:instrText xml:space="preserve"> PAGEREF _Toc227766917 \h </w:instrText>
             </w:r>
             <w:r>
               <w:rPr>
@@ -1311,7 +1311,7 @@
               <w:lang w:eastAsia="es-CO"/>
             </w:rPr>
           </w:pPr>
-          <w:hyperlink w:anchor="_Toc226990445" w:history="1">
+          <w:hyperlink w:anchor="_Toc227766918" w:history="1">
             <w:r>
               <w:rPr>
                 <w:rStyle w:val="Hipervnculo"/>
@@ -1355,7 +1355,7 @@
                 <w:noProof/>
                 <w:webHidden/>
               </w:rPr>
-              <w:instrText xml:space="preserve"> PAGEREF _Toc226990445 \h </w:instrText>
+              <w:instrText xml:space="preserve"> PAGEREF _Toc227766918 \h </w:instrText>
             </w:r>
             <w:r>
               <w:rPr>
@@ -1401,7 +1401,7 @@
               <w:lang w:eastAsia="es-CO"/>
             </w:rPr>
           </w:pPr>
-          <w:hyperlink w:anchor="_Toc226990446" w:history="1">
+          <w:hyperlink w:anchor="_Toc227766919" w:history="1">
             <w:r>
               <w:rPr>
                 <w:rStyle w:val="Hipervnculo"/>
@@ -1445,7 +1445,7 @@
                 <w:noProof/>
                 <w:webHidden/>
               </w:rPr>
-              <w:instrText xml:space="preserve"> PAGEREF _Toc226990446 \h </w:instrText>
+              <w:instrText xml:space="preserve"> PAGEREF _Toc227766919 \h </w:instrText>
             </w:r>
             <w:r>
               <w:rPr>
@@ -1487,7 +1487,7 @@
               <w:lang w:eastAsia="es-CO"/>
             </w:rPr>
           </w:pPr>
-          <w:hyperlink w:anchor="_Toc226990447" w:history="1">
+          <w:hyperlink w:anchor="_Toc227766920" w:history="1">
             <w:r>
               <w:rPr>
                 <w:rStyle w:val="Hipervnculo"/>
@@ -1531,7 +1531,7 @@
                 <w:noProof/>
                 <w:webHidden/>
               </w:rPr>
-              <w:instrText xml:space="preserve"> PAGEREF _Toc226990447 \h </w:instrText>
+              <w:instrText xml:space="preserve"> PAGEREF _Toc227766920 \h </w:instrText>
             </w:r>
             <w:r>
               <w:rPr>
@@ -1573,7 +1573,7 @@
               <w:lang w:eastAsia="es-CO"/>
             </w:rPr>
           </w:pPr>
-          <w:hyperlink w:anchor="_Toc226990448" w:history="1">
+          <w:hyperlink w:anchor="_Toc227766921" w:history="1">
             <w:r>
               <w:rPr>
                 <w:rStyle w:val="Hipervnculo"/>
@@ -1632,7 +1632,7 @@
                 <w:noProof/>
                 <w:webHidden/>
               </w:rPr>
-              <w:instrText xml:space="preserve"> PAGEREF _Toc226990448 \h </w:instrText>
+              <w:instrText xml:space="preserve"> PAGEREF _Toc227766921 \h </w:instrText>
             </w:r>
             <w:r>
               <w:rPr>
@@ -1652,7 +1652,7 @@
                 <w:noProof/>
                 <w:webHidden/>
               </w:rPr>
-              <w:t>22</w:t>
+              <w:t>21</w:t>
             </w:r>
             <w:r>
               <w:rPr>
@@ -1678,7 +1678,7 @@
               <w:lang w:eastAsia="es-CO"/>
             </w:rPr>
           </w:pPr>
-          <w:hyperlink w:anchor="_Toc226990449" w:history="1">
+          <w:hyperlink w:anchor="_Toc227766922" w:history="1">
             <w:r>
               <w:rPr>
                 <w:rStyle w:val="Hipervnculo"/>
@@ -1724,7 +1724,7 @@
                 <w:noProof/>
                 <w:webHidden/>
               </w:rPr>
-              <w:instrText xml:space="preserve"> PAGEREF _Toc226990449 \h </w:instrText>
+              <w:instrText xml:space="preserve"> PAGEREF _Toc227766922 \h </w:instrText>
             </w:r>
             <w:r>
               <w:rPr>
@@ -1766,7 +1766,7 @@
               <w:lang w:eastAsia="es-CO"/>
             </w:rPr>
           </w:pPr>
-          <w:hyperlink w:anchor="_Toc226990450" w:history="1">
+          <w:hyperlink w:anchor="_Toc227766923" w:history="1">
             <w:r>
               <w:rPr>
                 <w:rStyle w:val="Hipervnculo"/>
@@ -1810,7 +1810,7 @@
                 <w:noProof/>
                 <w:webHidden/>
               </w:rPr>
-              <w:instrText xml:space="preserve"> PAGEREF _Toc226990450 \h </w:instrText>
+              <w:instrText xml:space="preserve"> PAGEREF _Toc227766923 \h </w:instrText>
             </w:r>
             <w:r>
               <w:rPr>
@@ -1852,7 +1852,7 @@
               <w:lang w:eastAsia="es-CO"/>
             </w:rPr>
           </w:pPr>
-          <w:hyperlink w:anchor="_Toc226990451" w:history="1">
+          <w:hyperlink w:anchor="_Toc227766924" w:history="1">
             <w:r>
               <w:rPr>
                 <w:rStyle w:val="Hipervnculo"/>
@@ -1896,7 +1896,7 @@
                 <w:noProof/>
                 <w:webHidden/>
               </w:rPr>
-              <w:instrText xml:space="preserve"> PAGEREF _Toc226990451 \h </w:instrText>
+              <w:instrText xml:space="preserve"> PAGEREF _Toc227766924 \h </w:instrText>
             </w:r>
             <w:r>
               <w:rPr>
@@ -1938,7 +1938,7 @@
               <w:lang w:eastAsia="es-CO"/>
             </w:rPr>
           </w:pPr>
-          <w:hyperlink w:anchor="_Toc226990452" w:history="1">
+          <w:hyperlink w:anchor="_Toc227766925" w:history="1">
             <w:r>
               <w:rPr>
                 <w:rStyle w:val="Hipervnculo"/>
@@ -1982,7 +1982,7 @@
                 <w:noProof/>
                 <w:webHidden/>
               </w:rPr>
-              <w:instrText xml:space="preserve"> PAGEREF _Toc226990452 \h </w:instrText>
+              <w:instrText xml:space="preserve"> PAGEREF _Toc227766925 \h </w:instrText>
             </w:r>
             <w:r>
               <w:rPr>
@@ -2024,7 +2024,7 @@
               <w:lang w:eastAsia="es-CO"/>
             </w:rPr>
           </w:pPr>
-          <w:hyperlink w:anchor="_Toc226990453" w:history="1">
+          <w:hyperlink w:anchor="_Toc227766926" w:history="1">
             <w:r>
               <w:rPr>
                 <w:rStyle w:val="Hipervnculo"/>
@@ -2068,7 +2068,7 @@
                 <w:noProof/>
                 <w:webHidden/>
               </w:rPr>
-              <w:instrText xml:space="preserve"> PAGEREF _Toc226990453 \h </w:instrText>
+              <w:instrText xml:space="preserve"> PAGEREF _Toc227766926 \h </w:instrText>
             </w:r>
             <w:r>
               <w:rPr>
@@ -2110,7 +2110,7 @@
               <w:lang w:eastAsia="es-CO"/>
             </w:rPr>
           </w:pPr>
-          <w:hyperlink w:anchor="_Toc226990454" w:history="1">
+          <w:hyperlink w:anchor="_Toc227766927" w:history="1">
             <w:r>
               <w:rPr>
                 <w:rStyle w:val="Hipervnculo"/>
@@ -2154,7 +2154,7 @@
                 <w:noProof/>
                 <w:webHidden/>
               </w:rPr>
-              <w:instrText xml:space="preserve"> PAGEREF _Toc226990454 \h </w:instrText>
+              <w:instrText xml:space="preserve"> PAGEREF _Toc227766927 \h </w:instrText>
             </w:r>
             <w:r>
               <w:rPr>
@@ -2196,7 +2196,7 @@
               <w:lang w:eastAsia="es-CO"/>
             </w:rPr>
           </w:pPr>
-          <w:hyperlink w:anchor="_Toc226990455" w:history="1">
+          <w:hyperlink w:anchor="_Toc227766928" w:history="1">
             <w:r>
               <w:rPr>
                 <w:rStyle w:val="Hipervnculo"/>
@@ -2240,7 +2240,7 @@
                 <w:noProof/>
                 <w:webHidden/>
               </w:rPr>
-              <w:instrText xml:space="preserve"> PAGEREF _Toc226990455 \h </w:instrText>
+              <w:instrText xml:space="preserve"> PAGEREF _Toc227766928 \h </w:instrText>
             </w:r>
             <w:r>
               <w:rPr>
@@ -2285,7 +2285,7 @@
               <w:lang w:eastAsia="es-CO"/>
             </w:rPr>
           </w:pPr>
-          <w:hyperlink w:anchor="_Toc226990456" w:history="1">
+          <w:hyperlink w:anchor="_Toc227766929" w:history="1">
             <w:r>
               <w:rPr>
                 <w:rStyle w:val="Hipervnculo"/>
@@ -2312,7 +2312,7 @@
                 <w:noProof/>
                 <w:webHidden/>
               </w:rPr>
-              <w:instrText xml:space="preserve"> PAGEREF _Toc226990456 \h </w:instrText>
+              <w:instrText xml:space="preserve"> PAGEREF _Toc227766929 \h </w:instrText>
             </w:r>
             <w:r>
               <w:rPr>
@@ -2357,7 +2357,7 @@
               <w:lang w:eastAsia="es-CO"/>
             </w:rPr>
           </w:pPr>
-          <w:hyperlink w:anchor="_Toc226990457" w:history="1">
+          <w:hyperlink w:anchor="_Toc227766930" w:history="1">
             <w:r>
               <w:rPr>
                 <w:rStyle w:val="Hipervnculo"/>
@@ -2384,7 +2384,7 @@
                 <w:noProof/>
                 <w:webHidden/>
               </w:rPr>
-              <w:instrText xml:space="preserve"> PAGEREF _Toc226990457 \h </w:instrText>
+              <w:instrText xml:space="preserve"> PAGEREF _Toc227766930 \h </w:instrText>
             </w:r>
             <w:r>
               <w:rPr>
@@ -2429,7 +2429,7 @@
               <w:lang w:eastAsia="es-CO"/>
             </w:rPr>
           </w:pPr>
-          <w:hyperlink w:anchor="_Toc226990458" w:history="1">
+          <w:hyperlink w:anchor="_Toc227766931" w:history="1">
             <w:r>
               <w:rPr>
                 <w:rStyle w:val="Hipervnculo"/>
@@ -2456,7 +2456,7 @@
                 <w:noProof/>
                 <w:webHidden/>
               </w:rPr>
-              <w:instrText xml:space="preserve"> PAGEREF _Toc226990458 \h </w:instrText>
+              <w:instrText xml:space="preserve"> PAGEREF _Toc227766931 \h </w:instrText>
             </w:r>
             <w:r>
               <w:rPr>
@@ -2501,7 +2501,7 @@
               <w:lang w:eastAsia="es-CO"/>
             </w:rPr>
           </w:pPr>
-          <w:hyperlink w:anchor="_Toc226990459" w:history="1">
+          <w:hyperlink w:anchor="_Toc227766932" w:history="1">
             <w:r>
               <w:rPr>
                 <w:rStyle w:val="Hipervnculo"/>
@@ -2528,7 +2528,7 @@
                 <w:noProof/>
                 <w:webHidden/>
               </w:rPr>
-              <w:instrText xml:space="preserve"> PAGEREF _Toc226990459 \h </w:instrText>
+              <w:instrText xml:space="preserve"> PAGEREF _Toc227766932 \h </w:instrText>
             </w:r>
             <w:r>
               <w:rPr>
@@ -2592,7 +2592,7 @@
           <w:lang w:val="es-CO"/>
         </w:rPr>
       </w:pPr>
-      <w:bookmarkStart w:id="0" w:name="_Toc226990437"/>
+      <w:bookmarkStart w:id="0" w:name="_Toc227766910"/>
       <w:r>
         <w:rPr>
           <w:lang w:val="es-CO"/>
@@ -2604,7 +2604,13 @@
     </w:p>
     <w:p>
       <w:r>
-        <w:t>Apreciado participante, bienvenido a este momento de aprendizaje orientado a las herramientas del entorno digital según el público objetivo y las condiciones de la empresa. Antes de empezar se sugiere revisar la siguiente infografía para identificar el contexto de aprendizaje.</w:t>
+        <w:t xml:space="preserve">Apreciado </w:t>
+      </w:r>
+      <w:r>
+        <w:t>aprendiz</w:t>
+      </w:r>
+      <w:r>
+        <w:t>, bienvenido a este momento de aprendizaje orientado a las herramientas del entorno digital según el público objetivo y las condiciones de la empresa. Antes de empezar se sugiere revisar la siguiente infografía para identificar el contexto de aprendizaje.</w:t>
       </w:r>
     </w:p>
     <w:p>
@@ -2890,7 +2896,13 @@
         <w:t>marketing</w:t>
       </w:r>
       <w:r>
-        <w:t xml:space="preserve"> digital acorde con los objetivos de campaña.</w:t>
+        <w:t xml:space="preserve"> digital acorde con los objetivos d</w:t>
+      </w:r>
+      <w:r>
+        <w:t>el componente</w:t>
+      </w:r>
+      <w:r>
+        <w:t>.</w:t>
       </w:r>
     </w:p>
     <w:p>
@@ -3049,7 +3061,7 @@
           <w:lang w:val="es-CO"/>
         </w:rPr>
       </w:pPr>
-      <w:bookmarkStart w:id="1" w:name="_Toc226990438"/>
+      <w:bookmarkStart w:id="1" w:name="_Toc227766911"/>
       <w:r>
         <w:rPr>
           <w:lang w:val="es-CO"/>
@@ -3134,7 +3146,7 @@
           <w:lang w:val="es-CO"/>
         </w:rPr>
       </w:pPr>
-      <w:bookmarkStart w:id="2" w:name="_Toc226990439"/>
+      <w:bookmarkStart w:id="2" w:name="_Toc227766912"/>
       <w:r>
         <w:rPr>
           <w:lang w:val="es-CO"/>
@@ -4258,7 +4270,7 @@
           <w:lang w:val="es-CO"/>
         </w:rPr>
       </w:pPr>
-      <w:bookmarkStart w:id="3" w:name="_Toc226990440"/>
+      <w:bookmarkStart w:id="3" w:name="_Toc227766913"/>
       <w:r>
         <w:rPr>
           <w:lang w:val="es-CO"/>
@@ -4449,7 +4461,7 @@
           <w:lang w:val="es-CO"/>
         </w:rPr>
       </w:pPr>
-      <w:bookmarkStart w:id="4" w:name="_Toc226990441"/>
+      <w:bookmarkStart w:id="4" w:name="_Toc227766914"/>
       <w:r>
         <w:rPr>
           <w:lang w:val="es-CO"/>
@@ -4686,7 +4698,7 @@
           <w:lang w:val="es-CO"/>
         </w:rPr>
       </w:pPr>
-      <w:bookmarkStart w:id="5" w:name="_Toc226990442"/>
+      <w:bookmarkStart w:id="5" w:name="_Toc227766915"/>
       <w:r>
         <w:rPr>
           <w:lang w:val="es-CO"/>
@@ -5173,7 +5185,7 @@
           <w:lang w:val="es-CO"/>
         </w:rPr>
       </w:pPr>
-      <w:bookmarkStart w:id="6" w:name="_Toc226990443"/>
+      <w:bookmarkStart w:id="6" w:name="_Toc227766916"/>
       <w:r>
         <w:rPr>
           <w:lang w:val="es-CO"/>
@@ -5506,7 +5518,7 @@
           <w:lang w:val="es-CO"/>
         </w:rPr>
       </w:pPr>
-      <w:bookmarkStart w:id="7" w:name="_Toc226990444"/>
+      <w:bookmarkStart w:id="7" w:name="_Toc227766917"/>
       <w:r>
         <w:rPr>
           <w:lang w:val="es-CO"/>
@@ -5865,7 +5877,7 @@
           <w:lang w:val="es-CO"/>
         </w:rPr>
       </w:pPr>
-      <w:bookmarkStart w:id="8" w:name="_Toc226990445"/>
+      <w:bookmarkStart w:id="8" w:name="_Toc227766918"/>
       <w:r>
         <w:rPr>
           <w:lang w:val="es-CO"/>
@@ -6002,7 +6014,7 @@
       <w:proofErr w:type="spellStart"/>
       <w:r>
         <w:rPr>
-          <w:lang w:eastAsia="es-CO"/>
+          <w:rStyle w:val="Extranjerismo"/>
         </w:rPr>
         <w:t>Socialmood</w:t>
       </w:r>
@@ -6169,7 +6181,7 @@
           <w:lang w:val="es-CO"/>
         </w:rPr>
       </w:pPr>
-      <w:bookmarkStart w:id="9" w:name="_Toc226990446"/>
+      <w:bookmarkStart w:id="9" w:name="_Toc227766919"/>
       <w:r>
         <w:rPr>
           <w:lang w:val="es-CO"/>
@@ -6246,10 +6258,10 @@
           <w:lang w:eastAsia="es-CO"/>
         </w:rPr>
         <w:drawing>
-          <wp:inline distT="0" distB="0" distL="0" distR="0" wp14:anchorId="3977AFEB" wp14:editId="59D2D116">
-            <wp:extent cx="5518298" cy="1108110"/>
-            <wp:effectExtent l="0" t="0" r="6350" b="0"/>
-            <wp:docPr id="1064695896" name="Imagen 8" descr="Investigación:&#10;&#10;Público.&#10;Contenido y diseño.&#10;Redes sociales.&#10;Comunicación.&#10;Competencia.&#10;&#10;Objetivos:&#10;&#10;Objetivos cuantitativos.&#10;Objetivos cualitativos.&#10;Definición de KPI.&#10;&#10;Estrategias:&#10;&#10;Segmentación.&#10;Posicionamiento.&#10;Definición de estrategias.&#10;Ejecución de tácticas.&#10;&#10;Análisis:&#10;Monitorización.&#10;Medición de KPI.&#10;Análisis de los resultados.&#10;Elaboración de informes."/>
+          <wp:inline distT="0" distB="0" distL="0" distR="0" wp14:anchorId="57C83287" wp14:editId="490C527F">
+            <wp:extent cx="5753100" cy="1178082"/>
+            <wp:effectExtent l="0" t="0" r="0" b="3175"/>
+            <wp:docPr id="467366666" name="Imagen 1" descr="Investigación:&#10;Público.&#10;Contenido y diseño.&#10;Redes sociales.&#10;Comunicación.&#10;Competencia.&#10;&#10;Objetivos:&#10;Objetivos cuantitativos.&#10;Objetivos cualitativos.&#10;Definición de KPI.&#10;&#10;Estrategias:&#10;Segmentación.&#10;Posicionamiento.&#10;Definición de estrategias.&#10;Ejecución de tácticas.&#10;&#10;Análisis:&#10;Monitorización.&#10;Medición de KPI.&#10;Análisis de los resultados.&#10;Elaboración de informes."/>
             <wp:cNvGraphicFramePr>
               <a:graphicFrameLocks xmlns:a="http://schemas.openxmlformats.org/drawingml/2006/main" noChangeAspect="1"/>
             </wp:cNvGraphicFramePr>
@@ -6257,33 +6269,23 @@
               <a:graphicData uri="http://schemas.openxmlformats.org/drawingml/2006/picture">
                 <pic:pic xmlns:pic="http://schemas.openxmlformats.org/drawingml/2006/picture">
                   <pic:nvPicPr>
-                    <pic:cNvPr id="1064695896" name="Imagen 8" descr="Investigación:&#10;&#10;Público.&#10;Contenido y diseño.&#10;Redes sociales.&#10;Comunicación.&#10;Competencia.&#10;&#10;Objetivos:&#10;&#10;Objetivos cuantitativos.&#10;Objetivos cualitativos.&#10;Definición de KPI.&#10;&#10;Estrategias:&#10;&#10;Segmentación.&#10;Posicionamiento.&#10;Definición de estrategias.&#10;Ejecución de tácticas.&#10;&#10;Análisis:&#10;Monitorización.&#10;Medición de KPI.&#10;Análisis de los resultados.&#10;Elaboración de informes."/>
-                    <pic:cNvPicPr>
-                      <a:picLocks noChangeAspect="1" noChangeArrowheads="1"/>
-                    </pic:cNvPicPr>
+                    <pic:cNvPr id="467366666" name="Imagen 1" descr="Investigación:&#10;Público.&#10;Contenido y diseño.&#10;Redes sociales.&#10;Comunicación.&#10;Competencia.&#10;&#10;Objetivos:&#10;Objetivos cuantitativos.&#10;Objetivos cualitativos.&#10;Definición de KPI.&#10;&#10;Estrategias:&#10;Segmentación.&#10;Posicionamiento.&#10;Definición de estrategias.&#10;Ejecución de tácticas.&#10;&#10;Análisis:&#10;Monitorización.&#10;Medición de KPI.&#10;Análisis de los resultados.&#10;Elaboración de informes."/>
+                    <pic:cNvPicPr/>
                   </pic:nvPicPr>
                   <pic:blipFill>
-                    <a:blip r:embed="rId14">
-                      <a:extLst>
-                        <a:ext uri="{28A0092B-C50C-407E-A947-70E740481C1C}">
-                          <a14:useLocalDpi xmlns:a14="http://schemas.microsoft.com/office/drawing/2010/main" val="0"/>
-                        </a:ext>
-                      </a:extLst>
-                    </a:blip>
-                    <a:srcRect/>
+                    <a:blip r:embed="rId14"/>
                     <a:stretch>
                       <a:fillRect/>
                     </a:stretch>
                   </pic:blipFill>
-                  <pic:spPr bwMode="auto">
+                  <pic:spPr>
                     <a:xfrm>
                       <a:off x="0" y="0"/>
-                      <a:ext cx="5571072" cy="1118707"/>
+                      <a:ext cx="5774444" cy="1182453"/>
                     </a:xfrm>
                     <a:prstGeom prst="rect">
                       <a:avLst/>
                     </a:prstGeom>
-                    <a:noFill/>
                   </pic:spPr>
                 </pic:pic>
               </a:graphicData>
@@ -6325,7 +6327,7 @@
           <w:lang w:val="es-CO"/>
         </w:rPr>
       </w:pPr>
-      <w:bookmarkStart w:id="10" w:name="_Toc226990447"/>
+      <w:bookmarkStart w:id="10" w:name="_Toc227766920"/>
       <w:r>
         <w:rPr>
           <w:lang w:val="es-CO"/>
@@ -6533,7 +6535,13 @@
               <w:rPr>
                 <w:b/>
               </w:rPr>
-              <w:t xml:space="preserve">Síntesis del video: </w:t>
+              <w:t>Transcripción</w:t>
+            </w:r>
+            <w:r>
+              <w:rPr>
+                <w:b/>
+              </w:rPr>
+              <w:t xml:space="preserve"> del video: </w:t>
             </w:r>
             <w:r>
               <w:rPr>
@@ -6930,7 +6938,7 @@
           <w:lang w:val="es-CO"/>
         </w:rPr>
       </w:pPr>
-      <w:bookmarkStart w:id="11" w:name="_Toc226990448"/>
+      <w:bookmarkStart w:id="11" w:name="_Toc227766921"/>
       <w:r>
         <w:rPr>
           <w:lang w:val="es-CO"/>
@@ -7431,7 +7439,7 @@
           <w:lang w:val="es-CO"/>
         </w:rPr>
       </w:pPr>
-      <w:bookmarkStart w:id="12" w:name="_Toc226990449"/>
+      <w:bookmarkStart w:id="12" w:name="_Toc227766922"/>
       <w:r>
         <w:rPr>
           <w:rStyle w:val="Extranjerismo"/>
@@ -8323,7 +8331,7 @@
           <w:lang w:val="es-CO"/>
         </w:rPr>
       </w:pPr>
-      <w:bookmarkStart w:id="13" w:name="_Toc226990450"/>
+      <w:bookmarkStart w:id="13" w:name="_Toc227766923"/>
       <w:r>
         <w:rPr>
           <w:lang w:val="es-CO"/>
@@ -8388,6 +8396,7 @@
     </w:p>
     <w:p>
       <w:pPr>
+        <w:jc w:val="center"/>
         <w:rPr>
           <w:lang w:eastAsia="es-CO"/>
         </w:rPr>
@@ -8398,10 +8407,10 @@
           <w:lang w:eastAsia="es-CO"/>
         </w:rPr>
         <w:drawing>
-          <wp:inline distT="0" distB="0" distL="0" distR="0" wp14:anchorId="4DBD35B3" wp14:editId="4C9A9371">
-            <wp:extent cx="5546837" cy="4066062"/>
+          <wp:inline distT="0" distB="0" distL="0" distR="0" wp14:anchorId="25FFF36C" wp14:editId="6EC34599">
+            <wp:extent cx="4914900" cy="3606823"/>
             <wp:effectExtent l="0" t="0" r="0" b="0"/>
-            <wp:docPr id="736637862" name="Imagen 10" descr="Describe los tipos de redes sociales."/>
+            <wp:docPr id="1800085846" name="Imagen 1" descr="Describe los tipos de redes sociales."/>
             <wp:cNvGraphicFramePr>
               <a:graphicFrameLocks xmlns:a="http://schemas.openxmlformats.org/drawingml/2006/main" noChangeAspect="1"/>
             </wp:cNvGraphicFramePr>
@@ -8409,33 +8418,23 @@
               <a:graphicData uri="http://schemas.openxmlformats.org/drawingml/2006/picture">
                 <pic:pic xmlns:pic="http://schemas.openxmlformats.org/drawingml/2006/picture">
                   <pic:nvPicPr>
-                    <pic:cNvPr id="736637862" name="Imagen 10" descr="Describe los tipos de redes sociales."/>
-                    <pic:cNvPicPr>
-                      <a:picLocks noChangeAspect="1" noChangeArrowheads="1"/>
-                    </pic:cNvPicPr>
+                    <pic:cNvPr id="1800085846" name="Imagen 1" descr="Describe los tipos de redes sociales."/>
+                    <pic:cNvPicPr/>
                   </pic:nvPicPr>
                   <pic:blipFill>
-                    <a:blip r:embed="rId17">
-                      <a:extLst>
-                        <a:ext uri="{28A0092B-C50C-407E-A947-70E740481C1C}">
-                          <a14:useLocalDpi xmlns:a14="http://schemas.microsoft.com/office/drawing/2010/main" val="0"/>
-                        </a:ext>
-                      </a:extLst>
-                    </a:blip>
-                    <a:srcRect/>
+                    <a:blip r:embed="rId17"/>
                     <a:stretch>
                       <a:fillRect/>
                     </a:stretch>
                   </pic:blipFill>
-                  <pic:spPr bwMode="auto">
+                  <pic:spPr>
                     <a:xfrm>
                       <a:off x="0" y="0"/>
-                      <a:ext cx="5558603" cy="4074687"/>
+                      <a:ext cx="4924846" cy="3614122"/>
                     </a:xfrm>
                     <a:prstGeom prst="rect">
                       <a:avLst/>
                     </a:prstGeom>
-                    <a:noFill/>
                   </pic:spPr>
                 </pic:pic>
               </a:graphicData>
@@ -8500,10 +8499,17 @@
             </w:pPr>
             <w:r>
               <w:rPr>
+                <w:b/>
+                <w:lang w:val="es-419"/>
+              </w:rPr>
+              <w:t>Descripción de la imagen</w:t>
+            </w:r>
+            <w:r>
+              <w:rPr>
                 <w:bCs/>
                 <w:lang w:val="es-419"/>
               </w:rPr>
-              <w:t xml:space="preserve">Descripción de la imagen: </w:t>
+              <w:t xml:space="preserve">: </w:t>
             </w:r>
             <w:r>
               <w:rPr>
@@ -8569,7 +8575,6 @@
               <w:rPr>
                 <w:lang w:eastAsia="es-CO"/>
               </w:rPr>
-              <w:lastRenderedPageBreak/>
               <w:t>Redes sociales profesionales.</w:t>
             </w:r>
           </w:p>
@@ -8588,6 +8593,7 @@
               <w:rPr>
                 <w:lang w:eastAsia="es-CO"/>
               </w:rPr>
+              <w:lastRenderedPageBreak/>
               <w:t>Redes sociales de ocio.</w:t>
             </w:r>
           </w:p>
@@ -8720,20 +8726,11 @@
           <w:p>
             <w:pPr>
               <w:pStyle w:val="Prrafodelista"/>
-              <w:numPr>
-                <w:ilvl w:val="0"/>
-                <w:numId w:val="41"/>
-              </w:numPr>
+              <w:ind w:left="2149" w:firstLine="0"/>
               <w:rPr>
                 <w:lang w:eastAsia="es-CO"/>
               </w:rPr>
             </w:pPr>
-            <w:r>
-              <w:rPr>
-                <w:lang w:eastAsia="es-CO"/>
-              </w:rPr>
-              <w:t>Redes sociales mixtas.</w:t>
-            </w:r>
           </w:p>
           <w:p>
             <w:pPr>
@@ -8750,6 +8747,33 @@
               <w:rPr>
                 <w:lang w:eastAsia="es-CO"/>
               </w:rPr>
+              <w:t>Redes sociales mixtas.</w:t>
+            </w:r>
+          </w:p>
+          <w:p>
+            <w:pPr>
+              <w:pStyle w:val="Prrafodelista"/>
+              <w:ind w:left="2149" w:firstLine="0"/>
+              <w:rPr>
+                <w:lang w:eastAsia="es-CO"/>
+              </w:rPr>
+            </w:pPr>
+          </w:p>
+          <w:p>
+            <w:pPr>
+              <w:pStyle w:val="Prrafodelista"/>
+              <w:numPr>
+                <w:ilvl w:val="0"/>
+                <w:numId w:val="41"/>
+              </w:numPr>
+              <w:rPr>
+                <w:lang w:eastAsia="es-CO"/>
+              </w:rPr>
+            </w:pPr>
+            <w:r>
+              <w:rPr>
+                <w:lang w:eastAsia="es-CO"/>
+              </w:rPr>
               <w:t>Redes sociales de contenidos.</w:t>
             </w:r>
           </w:p>
@@ -8846,6 +8870,15 @@
           <w:p>
             <w:pPr>
               <w:pStyle w:val="Prrafodelista"/>
+              <w:ind w:left="2149" w:firstLine="0"/>
+              <w:rPr>
+                <w:lang w:eastAsia="es-CO"/>
+              </w:rPr>
+            </w:pPr>
+          </w:p>
+          <w:p>
+            <w:pPr>
+              <w:pStyle w:val="Prrafodelista"/>
               <w:numPr>
                 <w:ilvl w:val="0"/>
                 <w:numId w:val="41"/>
@@ -8880,10 +8913,16 @@
           <w:p>
             <w:pPr>
               <w:rPr>
+                <w:b/>
+                <w:bCs/>
                 <w:lang w:val="es-419"/>
               </w:rPr>
             </w:pPr>
             <w:r>
+              <w:rPr>
+                <w:b/>
+                <w:bCs/>
+              </w:rPr>
               <w:t>Fin de la descripción de la figura.</w:t>
             </w:r>
           </w:p>
@@ -8953,7 +8992,7 @@
           <w:lang w:val="es-CO"/>
         </w:rPr>
       </w:pPr>
-      <w:bookmarkStart w:id="14" w:name="_Toc226990451"/>
+      <w:bookmarkStart w:id="14" w:name="_Toc227766924"/>
       <w:r>
         <w:rPr>
           <w:lang w:val="es-CO"/>
@@ -9146,6 +9185,21 @@
     </w:p>
     <w:p>
       <w:pPr>
+        <w:spacing w:before="0" w:after="160" w:line="259" w:lineRule="auto"/>
+        <w:ind w:firstLine="0"/>
+        <w:rPr>
+          <w:lang w:eastAsia="es-CO"/>
+        </w:rPr>
+      </w:pPr>
+      <w:r>
+        <w:rPr>
+          <w:lang w:eastAsia="es-CO"/>
+        </w:rPr>
+        <w:br w:type="page"/>
+      </w:r>
+    </w:p>
+    <w:p>
+      <w:pPr>
         <w:pStyle w:val="Prrafodelista"/>
         <w:numPr>
           <w:ilvl w:val="0"/>
@@ -9161,6 +9215,7 @@
           <w:bCs/>
           <w:lang w:eastAsia="es-CO"/>
         </w:rPr>
+        <w:lastRenderedPageBreak/>
         <w:t>Memes</w:t>
       </w:r>
     </w:p>
@@ -9174,7 +9229,6 @@
         <w:rPr>
           <w:lang w:eastAsia="es-CO"/>
         </w:rPr>
-        <w:lastRenderedPageBreak/>
         <w:t>Imágenes divertidas con gran facilidad para viralizarse haciendo referencia a un sinfín de temas.</w:t>
       </w:r>
     </w:p>
@@ -9365,7 +9419,14 @@
         <w:rPr>
           <w:lang w:eastAsia="es-CO"/>
         </w:rPr>
-        <w:t>Luego de definir los tipos de contenidos que serán usados en las redes sociales elegidas, se procede a generar una parrilla de programación, la cual permite ubicar los días y horarios en que se realizarán las publicaciones. Para ello, existen una serie de herramientas, dentro y fuera de las redes sociales, que permiten programar los contenidos con el fin de optimizar tiempo.</w:t>
+        <w:t xml:space="preserve">Luego de definir los tipos de contenidos que serán usados en las redes sociales elegidas, se procede a generar una parrilla de programación, la cual permite ubicar los días y horarios en que se realizarán las publicaciones. Para ello, existen una serie de </w:t>
+      </w:r>
+      <w:r>
+        <w:rPr>
+          <w:lang w:eastAsia="es-CO"/>
+        </w:rPr>
+        <w:lastRenderedPageBreak/>
+        <w:t>herramientas, dentro y fuera de las redes sociales, que permiten programar los contenidos con el fin de optimizar tiempo.</w:t>
       </w:r>
     </w:p>
     <w:p>
@@ -9375,102 +9436,191 @@
           <w:lang w:val="es-CO"/>
         </w:rPr>
       </w:pPr>
-      <w:bookmarkStart w:id="15" w:name="_Toc226990452"/>
+      <w:bookmarkStart w:id="15" w:name="_Toc227766925"/>
       <w:r>
         <w:rPr>
           <w:lang w:val="es-CO"/>
         </w:rPr>
+        <w:t>Analítica de redes sociales</w:t>
+      </w:r>
+      <w:bookmarkEnd w:id="15"/>
+      <w:r>
+        <w:rPr>
+          <w:lang w:val="es-CO"/>
+        </w:rPr>
+        <w:t xml:space="preserve"> </w:t>
+      </w:r>
+    </w:p>
+    <w:p>
+      <w:pPr>
+        <w:rPr>
+          <w:lang w:eastAsia="es-CO"/>
+        </w:rPr>
+      </w:pPr>
+      <w:r>
+        <w:rPr>
+          <w:lang w:eastAsia="es-CO"/>
+        </w:rPr>
+        <w:t>La analítica, o el análisis, de redes sociales se enfoca en la recopilación de datos de las campañas desarrolladas en redes sociales, los cuales se usarán para realizar un seguimiento al rendimiento de la estrategia definida, ver qué funciona y qué se debe mejorar (Newberry, 2020). Por ello, la gran ventaja que ofrece el mundo digital es que, en su gran mayoría, todo se puede medir, y estos resultados constituyen la información más importante que podemos adquirir. Por algo dicen que “el conocimiento es poder”.</w:t>
+      </w:r>
+    </w:p>
+    <w:p>
+      <w:pPr>
+        <w:rPr>
+          <w:lang w:eastAsia="es-CO"/>
+        </w:rPr>
+      </w:pPr>
+      <w:r>
+        <w:rPr>
+          <w:lang w:eastAsia="es-CO"/>
+        </w:rPr>
+        <w:t xml:space="preserve">Para realizar esta medición existen diversas herramientas en línea, como Hootsuite </w:t>
+      </w:r>
+      <w:proofErr w:type="spellStart"/>
+      <w:r>
+        <w:rPr>
+          <w:lang w:eastAsia="es-CO"/>
+        </w:rPr>
+        <w:t>Analytics</w:t>
+      </w:r>
+      <w:proofErr w:type="spellEnd"/>
+      <w:r>
+        <w:rPr>
+          <w:lang w:eastAsia="es-CO"/>
+        </w:rPr>
+        <w:t xml:space="preserve">, Google </w:t>
+      </w:r>
+      <w:proofErr w:type="spellStart"/>
+      <w:r>
+        <w:rPr>
+          <w:lang w:eastAsia="es-CO"/>
+        </w:rPr>
+        <w:t>Analytics</w:t>
+      </w:r>
+      <w:proofErr w:type="spellEnd"/>
+      <w:r>
+        <w:rPr>
+          <w:lang w:eastAsia="es-CO"/>
+        </w:rPr>
+        <w:t xml:space="preserve">, </w:t>
+      </w:r>
+      <w:proofErr w:type="spellStart"/>
+      <w:r>
+        <w:rPr>
+          <w:lang w:eastAsia="es-CO"/>
+        </w:rPr>
+        <w:t>Brandwatch</w:t>
+      </w:r>
+      <w:proofErr w:type="spellEnd"/>
+      <w:r>
+        <w:rPr>
+          <w:lang w:eastAsia="es-CO"/>
+        </w:rPr>
+        <w:t xml:space="preserve">, </w:t>
+      </w:r>
+      <w:proofErr w:type="spellStart"/>
+      <w:r>
+        <w:rPr>
+          <w:lang w:eastAsia="es-CO"/>
+        </w:rPr>
+        <w:t>Talkwalker</w:t>
+      </w:r>
+      <w:proofErr w:type="spellEnd"/>
+      <w:r>
+        <w:rPr>
+          <w:lang w:eastAsia="es-CO"/>
+        </w:rPr>
+        <w:t>, etc.</w:t>
+      </w:r>
+    </w:p>
+    <w:p>
+      <w:pPr>
+        <w:pStyle w:val="Ttulo2"/>
+        <w:rPr>
+          <w:lang w:val="es-CO"/>
+        </w:rPr>
+      </w:pPr>
+      <w:bookmarkStart w:id="16" w:name="_Toc227766926"/>
+      <w:r>
+        <w:rPr>
+          <w:lang w:val="es-CO"/>
+        </w:rPr>
+        <w:t>Marco legal de las redes sociales</w:t>
+      </w:r>
+      <w:bookmarkEnd w:id="16"/>
+    </w:p>
+    <w:p>
+      <w:pPr>
+        <w:rPr>
+          <w:lang w:eastAsia="es-CO"/>
+        </w:rPr>
+      </w:pPr>
+      <w:r>
+        <w:rPr>
+          <w:lang w:eastAsia="es-CO"/>
+        </w:rPr>
+        <w:t xml:space="preserve">De acuerdo con el portal web En TIC Confío (2015), en Colombia, el Ministerio de las TIC es el ente encargado de regular la actividad digital, y aunque no hay una normativa específica para social media, sí existen leyes que protegen la información y los datos personales, así como las tecnologías de la información y la comunicación en general. Es de resaltar que, en cuanto a las redes sociales, se puede acudir al Artículo 15 de la Constitución Nacional, que hace referencia al derecho a la intimidad personal y familiar y al buen nombre. Además, el Gobierno ha trabajado por la implementación de mecanismos jurídicos como la Ley 1273 de 2009, que modificó el Código Penal y donde se incluyen delitos digitales relacionados con la comprobación del acceso ilegal al perfil de otra persona o la violación de datos personales. Igualmente, la difamación por </w:t>
+      </w:r>
+      <w:r>
+        <w:rPr>
+          <w:lang w:eastAsia="es-CO"/>
+        </w:rPr>
         <w:lastRenderedPageBreak/>
-        <w:t>Analítica de redes sociales</w:t>
-      </w:r>
-      <w:bookmarkEnd w:id="15"/>
-      <w:r>
+        <w:t>cualquier red social o la creación de sitios web fraudulentos, al sustentarse con las debidas pruebas, pueden ser castigados.</w:t>
+      </w:r>
+    </w:p>
+    <w:p>
+      <w:pPr>
+        <w:pStyle w:val="Ttulo2"/>
         <w:rPr>
           <w:lang w:val="es-CO"/>
         </w:rPr>
+      </w:pPr>
+      <w:bookmarkStart w:id="17" w:name="_Toc227766927"/>
+      <w:r>
+        <w:rPr>
+          <w:lang w:val="es-CO"/>
+        </w:rPr>
+        <w:t>Derechos de autor de contenidos digitales</w:t>
+      </w:r>
+      <w:bookmarkEnd w:id="17"/>
+    </w:p>
+    <w:p>
+      <w:pPr>
+        <w:rPr>
+          <w:lang w:eastAsia="es-CO"/>
+        </w:rPr>
+      </w:pPr>
+      <w:r>
+        <w:rPr>
+          <w:lang w:eastAsia="es-CO"/>
+        </w:rPr>
+        <w:t>La eclosión de la revolución en el ámbito de las tecnologías de la información y las comunicaciones ha generado, a su vez, una revolución digital con innumerables ventajas. Sin embargo, el acceso masivo a la información y a contenidos digitales plantea serios problemas con respecto a los derechos de la propiedad intelectual, debido al acceso incontrolado y, en cierto sentido, ilimitado, creando incluso una sensación de no prohibición en la red.</w:t>
+      </w:r>
+      <w:r>
+        <w:rPr>
+          <w:lang w:eastAsia="es-CO"/>
+        </w:rPr>
         <w:t xml:space="preserve"> </w:t>
       </w:r>
-    </w:p>
-    <w:p>
-      <w:pPr>
-        <w:rPr>
-          <w:lang w:eastAsia="es-CO"/>
-        </w:rPr>
-      </w:pPr>
-      <w:r>
-        <w:rPr>
-          <w:lang w:eastAsia="es-CO"/>
-        </w:rPr>
-        <w:t>La analítica, o el análisis, de redes sociales se enfoca en la recopilación de datos de las campañas desarrolladas en redes sociales, los cuales se usarán para realizar un seguimiento al rendimiento de la estrategia definida, ver qué funciona y qué se debe mejorar (Newberry, 2020). Por ello, la gran ventaja que ofrece el mundo digital es que, en su gran mayoría, todo se puede medir, y estos resultados constituyen la información más importante que podemos adquirir. Por algo dicen que “el conocimiento es poder”.</w:t>
-      </w:r>
-    </w:p>
-    <w:p>
-      <w:pPr>
-        <w:rPr>
-          <w:lang w:eastAsia="es-CO"/>
-        </w:rPr>
-      </w:pPr>
-      <w:r>
-        <w:rPr>
-          <w:lang w:eastAsia="es-CO"/>
-        </w:rPr>
-        <w:t xml:space="preserve">Para realizar esta medición existen diversas herramientas en línea, como Hootsuite </w:t>
-      </w:r>
-      <w:proofErr w:type="spellStart"/>
-      <w:r>
-        <w:rPr>
-          <w:lang w:eastAsia="es-CO"/>
-        </w:rPr>
-        <w:t>Analytics</w:t>
-      </w:r>
-      <w:proofErr w:type="spellEnd"/>
-      <w:r>
-        <w:rPr>
-          <w:lang w:eastAsia="es-CO"/>
-        </w:rPr>
-        <w:t xml:space="preserve">, Google </w:t>
-      </w:r>
-      <w:proofErr w:type="spellStart"/>
-      <w:r>
-        <w:rPr>
-          <w:lang w:eastAsia="es-CO"/>
-        </w:rPr>
-        <w:t>Analytics</w:t>
-      </w:r>
-      <w:proofErr w:type="spellEnd"/>
-      <w:r>
-        <w:rPr>
-          <w:lang w:eastAsia="es-CO"/>
-        </w:rPr>
-        <w:t xml:space="preserve">, </w:t>
-      </w:r>
-      <w:proofErr w:type="spellStart"/>
-      <w:r>
-        <w:rPr>
-          <w:lang w:eastAsia="es-CO"/>
-        </w:rPr>
-        <w:t>Brandwatch</w:t>
-      </w:r>
-      <w:proofErr w:type="spellEnd"/>
-      <w:r>
-        <w:rPr>
-          <w:lang w:eastAsia="es-CO"/>
-        </w:rPr>
-        <w:t xml:space="preserve">, </w:t>
-      </w:r>
-      <w:proofErr w:type="spellStart"/>
-      <w:r>
-        <w:rPr>
-          <w:lang w:eastAsia="es-CO"/>
-        </w:rPr>
-        <w:t>Talkwalker</w:t>
-      </w:r>
-      <w:proofErr w:type="spellEnd"/>
-      <w:r>
-        <w:rPr>
-          <w:lang w:eastAsia="es-CO"/>
-        </w:rPr>
-        <w:t>, etc.</w:t>
+      <w:r>
+        <w:rPr>
+          <w:lang w:eastAsia="es-CO"/>
+        </w:rPr>
+        <w:t>En este escenario, se hacen necesarias acciones jurídicas para proteger el derecho intelectual y, por esto, es importante revisar algunos conceptos.</w:t>
+      </w:r>
+    </w:p>
+    <w:p>
+      <w:pPr>
+        <w:rPr>
+          <w:lang w:eastAsia="es-CO"/>
+        </w:rPr>
+      </w:pPr>
+      <w:r>
+        <w:rPr>
+          <w:lang w:eastAsia="es-CO"/>
+        </w:rPr>
+        <w:t>El concepto de propiedad intelectual (PI) “se refiere a las creaciones del intelecto: desde las obras de arte hasta las invenciones, los programas informáticos, las marcas y otros signos comerciales” (OMPI, 2020). De esta manera, se podría decir que la propiedad intelectual significa talento propio. Y allí entra en juego el derecho de autor, que serían las facultades morales y de explotación que deberían ser reconocidas a una persona por su obra original. Los contenidos como fotos, gráficos, videos, diseños son objeto de derechos de propiedad intelectual y se extienden a los entornos digitales donde se puede expresar el intelecto humano con sus creaciones.</w:t>
       </w:r>
     </w:p>
     <w:p>
@@ -9480,110 +9630,33 @@
           <w:lang w:val="es-CO"/>
         </w:rPr>
       </w:pPr>
-      <w:bookmarkStart w:id="16" w:name="_Toc226990453"/>
+      <w:bookmarkStart w:id="18" w:name="_Toc227766928"/>
       <w:r>
         <w:rPr>
           <w:lang w:val="es-CO"/>
         </w:rPr>
-        <w:t>Marco legal de las redes sociales</w:t>
-      </w:r>
-      <w:bookmarkEnd w:id="16"/>
-    </w:p>
-    <w:p>
-      <w:pPr>
-        <w:rPr>
-          <w:lang w:eastAsia="es-CO"/>
-        </w:rPr>
-      </w:pPr>
-      <w:r>
-        <w:rPr>
-          <w:lang w:eastAsia="es-CO"/>
-        </w:rPr>
-        <w:t>De acuerdo con el portal web En TIC Confío (2015), en Colombia, el Ministerio de las TIC es el ente encargado de regular la actividad digital, y aunque no hay una normativa específica para social media, sí existen leyes que protegen la información y los datos personales, así como las tecnologías de la información y la comunicación en general. Es de resaltar que, en cuanto a las redes sociales, se puede acudir al Artículo 15 de la Constitución Nacional, que hace referencia al derecho a la intimidad personal y familiar y al buen nombre. Además, el Gobierno ha trabajado por la implementación de mecanismos jurídicos como la Ley 1273 de 2009, que modificó el Código Penal y donde se incluyen delitos digitales relacionados con la comprobación del acceso ilegal al perfil de otra persona o la violación de datos personales. Igualmente, la difamación por cualquier red social o la creación de sitios web fraudulentos, al sustentarse con las debidas pruebas, pueden ser castigados.</w:t>
-      </w:r>
-    </w:p>
-    <w:p>
-      <w:pPr>
-        <w:pStyle w:val="Ttulo2"/>
-        <w:rPr>
-          <w:lang w:val="es-CO"/>
-        </w:rPr>
-      </w:pPr>
-      <w:bookmarkStart w:id="17" w:name="_Toc226990454"/>
-      <w:r>
-        <w:rPr>
-          <w:lang w:val="es-CO"/>
+        <w:t>Normatividad colombiana</w:t>
+      </w:r>
+      <w:bookmarkEnd w:id="18"/>
+    </w:p>
+    <w:p>
+      <w:pPr>
+        <w:rPr>
+          <w:lang w:eastAsia="es-CO"/>
+        </w:rPr>
+      </w:pPr>
+      <w:r>
+        <w:rPr>
+          <w:lang w:eastAsia="es-CO"/>
+        </w:rPr>
+        <w:t xml:space="preserve">Por lo anterior, las plataformas tienen dentro de los términos y condiciones de uso un apartado que bien podría entenderse como un contrato de adhesión, que es aceptado desde el momento en que se abre una cuenta como nuevo usuario. En este </w:t>
+      </w:r>
+      <w:r>
+        <w:rPr>
+          <w:lang w:eastAsia="es-CO"/>
         </w:rPr>
         <w:lastRenderedPageBreak/>
-        <w:t>Derechos de autor de contenidos digitales</w:t>
-      </w:r>
-      <w:bookmarkEnd w:id="17"/>
-    </w:p>
-    <w:p>
-      <w:pPr>
-        <w:rPr>
-          <w:lang w:eastAsia="es-CO"/>
-        </w:rPr>
-      </w:pPr>
-      <w:r>
-        <w:rPr>
-          <w:lang w:eastAsia="es-CO"/>
-        </w:rPr>
-        <w:t>La eclosión de la revolución en el ámbito de las tecnologías de la información y las comunicaciones ha generado, a su vez, una revolución digital con innumerables ventajas. Sin embargo, el acceso masivo a la información y a contenidos digitales plantea serios problemas con respecto a los derechos de la propiedad intelectual, debido al acceso incontrolado y, en cierto sentido, ilimitado, creando incluso una sensación de no prohibición en la red.</w:t>
-      </w:r>
-      <w:r>
-        <w:rPr>
-          <w:lang w:eastAsia="es-CO"/>
-        </w:rPr>
-        <w:t xml:space="preserve"> </w:t>
-      </w:r>
-      <w:r>
-        <w:rPr>
-          <w:lang w:eastAsia="es-CO"/>
-        </w:rPr>
-        <w:t>En este escenario, se hacen necesarias acciones jurídicas para proteger el derecho intelectual y, por esto, es importante revisar algunos conceptos.</w:t>
-      </w:r>
-    </w:p>
-    <w:p>
-      <w:pPr>
-        <w:rPr>
-          <w:lang w:eastAsia="es-CO"/>
-        </w:rPr>
-      </w:pPr>
-      <w:r>
-        <w:rPr>
-          <w:lang w:eastAsia="es-CO"/>
-        </w:rPr>
-        <w:t>El concepto de propiedad intelectual (PI) “se refiere a las creaciones del intelecto: desde las obras de arte hasta las invenciones, los programas informáticos, las marcas y otros signos comerciales” (OMPI, 2020). De esta manera, se podría decir que la propiedad intelectual significa talento propio. Y allí entra en juego el derecho de autor, que serían las facultades morales y de explotación que deberían ser reconocidas a una persona por su obra original. Los contenidos como fotos, gráficos, videos, diseños son objeto de derechos de propiedad intelectual y se extienden a los entornos digitales donde se puede expresar el intelecto humano con sus creaciones.</w:t>
-      </w:r>
-    </w:p>
-    <w:p>
-      <w:pPr>
-        <w:pStyle w:val="Ttulo2"/>
-        <w:rPr>
-          <w:lang w:val="es-CO"/>
-        </w:rPr>
-      </w:pPr>
-      <w:bookmarkStart w:id="18" w:name="_Toc226990455"/>
-      <w:r>
-        <w:rPr>
-          <w:lang w:val="es-CO"/>
-        </w:rPr>
-        <w:t>Normatividad colombiana</w:t>
-      </w:r>
-      <w:bookmarkEnd w:id="18"/>
-    </w:p>
-    <w:p>
-      <w:pPr>
-        <w:rPr>
-          <w:lang w:eastAsia="es-CO"/>
-        </w:rPr>
-      </w:pPr>
-      <w:r>
-        <w:rPr>
-          <w:lang w:eastAsia="es-CO"/>
-        </w:rPr>
-        <w:t>Por lo anterior, las plataformas tienen dentro de los términos y condiciones de uso un apartado que bien podría entenderse como un contrato de adhesión, que es aceptado desde el momento en que se abre una cuenta como nuevo usuario. En este sentido, es importante identificar, a continuación, la normatividad colombiana que regula las identidades en la web y la propiedad intelectual. Adelante.</w:t>
+        <w:t>sentido, es importante identificar, a continuación, la normatividad colombiana que regula las identidades en la web y la propiedad intelectual. Adelante.</w:t>
       </w:r>
     </w:p>
     <w:p>
@@ -9600,7 +9673,6 @@
           <w:bCs/>
           <w:lang w:eastAsia="es-CO"/>
         </w:rPr>
-        <w:lastRenderedPageBreak/>
         <w:t>Ley 23 de 1982</w:t>
       </w:r>
     </w:p>
@@ -9831,7 +9903,7 @@
           <w:lang w:val="es-CO"/>
         </w:rPr>
       </w:pPr>
-      <w:bookmarkStart w:id="19" w:name="_Toc226990456"/>
+      <w:bookmarkStart w:id="19" w:name="_Toc227766929"/>
       <w:r>
         <w:rPr>
           <w:lang w:val="es-CO"/>
@@ -9977,17 +10049,24 @@
           <w:lang w:eastAsia="es-CO"/>
         </w:rPr>
       </w:pPr>
-      <w:r>
-        <w:rPr>
-          <w:noProof/>
+    </w:p>
+    <w:p>
+      <w:pPr>
+        <w:ind w:firstLine="0"/>
+        <w:rPr>
+          <w:lang w:eastAsia="es-CO"/>
+        </w:rPr>
+      </w:pPr>
+      <w:r>
+        <w:rPr>
           <w:lang w:eastAsia="es-CO"/>
         </w:rPr>
         <w:lastRenderedPageBreak/>
         <w:drawing>
-          <wp:inline distT="0" distB="0" distL="0" distR="0" wp14:anchorId="1A6253DE" wp14:editId="768A5D81">
-            <wp:extent cx="6357381" cy="2920959"/>
-            <wp:effectExtent l="0" t="0" r="5715" b="0"/>
-            <wp:docPr id="330704022" name="Imagen 5" descr="La imagen muestra un mapa conceptual titulado Marketing digital, que organiza de forma jerárquica sus principales componentes: el entorno digital, los fundamentos del marketing digital, la diferencia entre SEO y SEM, la estrategia digital y el social media. Cada categoría incluye subtemas como plataformas digitales, tipos de estrategias, plan de marketing digital, contenidos y analítica de redes sociales, así como aspectos legales y de normatividad colombiana, ofreciendo una visión general e integral de esta disciplina."/>
+          <wp:inline distT="0" distB="0" distL="0" distR="0" wp14:anchorId="00915BC4" wp14:editId="42FD4FA9">
+            <wp:extent cx="6297345" cy="2981325"/>
+            <wp:effectExtent l="0" t="0" r="8255" b="0"/>
+            <wp:docPr id="238643435" name="Imagen 1" descr="La imagen muestra un mapa conceptual titulado Marketing digital, que organiza de forma jerárquica sus principales componentes: el entorno digital, los fundamentos del marketing digital, la diferencia entre SEO y SEM, la estrategia digital y el social media. Cada categoría incluye subtemas como plataformas digitales, tipos de estrategias, plan de marketing digital, contenidos y analítica de redes sociales, así como aspectos legales y de normatividad colombiana, ofreciendo una visión general e integral de esta disciplina."/>
             <wp:cNvGraphicFramePr>
               <a:graphicFrameLocks xmlns:a="http://schemas.openxmlformats.org/drawingml/2006/main" noChangeAspect="1"/>
             </wp:cNvGraphicFramePr>
@@ -9995,33 +10074,23 @@
               <a:graphicData uri="http://schemas.openxmlformats.org/drawingml/2006/picture">
                 <pic:pic xmlns:pic="http://schemas.openxmlformats.org/drawingml/2006/picture">
                   <pic:nvPicPr>
-                    <pic:cNvPr id="330704022" name="Imagen 5" descr="La imagen muestra un mapa conceptual titulado Marketing digital, que organiza de forma jerárquica sus principales componentes: el entorno digital, los fundamentos del marketing digital, la diferencia entre SEO y SEM, la estrategia digital y el social media. Cada categoría incluye subtemas como plataformas digitales, tipos de estrategias, plan de marketing digital, contenidos y analítica de redes sociales, así como aspectos legales y de normatividad colombiana, ofreciendo una visión general e integral de esta disciplina."/>
-                    <pic:cNvPicPr>
-                      <a:picLocks noChangeAspect="1" noChangeArrowheads="1"/>
-                    </pic:cNvPicPr>
+                    <pic:cNvPr id="238643435" name="Imagen 1" descr="La imagen muestra un mapa conceptual titulado Marketing digital, que organiza de forma jerárquica sus principales componentes: el entorno digital, los fundamentos del marketing digital, la diferencia entre SEO y SEM, la estrategia digital y el social media. Cada categoría incluye subtemas como plataformas digitales, tipos de estrategias, plan de marketing digital, contenidos y analítica de redes sociales, así como aspectos legales y de normatividad colombiana, ofreciendo una visión general e integral de esta disciplina."/>
+                    <pic:cNvPicPr/>
                   </pic:nvPicPr>
                   <pic:blipFill>
-                    <a:blip r:embed="rId23">
-                      <a:extLst>
-                        <a:ext uri="{28A0092B-C50C-407E-A947-70E740481C1C}">
-                          <a14:useLocalDpi xmlns:a14="http://schemas.microsoft.com/office/drawing/2010/main" val="0"/>
-                        </a:ext>
-                      </a:extLst>
-                    </a:blip>
-                    <a:srcRect/>
+                    <a:blip r:embed="rId23"/>
                     <a:stretch>
                       <a:fillRect/>
                     </a:stretch>
                   </pic:blipFill>
-                  <pic:spPr bwMode="auto">
+                  <pic:spPr>
                     <a:xfrm>
                       <a:off x="0" y="0"/>
-                      <a:ext cx="6383467" cy="2932944"/>
+                      <a:ext cx="6307779" cy="2986265"/>
                     </a:xfrm>
                     <a:prstGeom prst="rect">
                       <a:avLst/>
                     </a:prstGeom>
-                    <a:noFill/>
                   </pic:spPr>
                 </pic:pic>
               </a:graphicData>
@@ -10037,7 +10106,7 @@
           <w:lang w:val="es-CO"/>
         </w:rPr>
       </w:pPr>
-      <w:bookmarkStart w:id="20" w:name="_Toc226990457"/>
+      <w:bookmarkStart w:id="20" w:name="_Toc227766930"/>
       <w:r>
         <w:rPr>
           <w:lang w:val="es-CO"/>
@@ -10346,7 +10415,7 @@
           <w:lang w:val="es-CO"/>
         </w:rPr>
       </w:pPr>
-      <w:bookmarkStart w:id="21" w:name="_Toc226990458"/>
+      <w:bookmarkStart w:id="21" w:name="_Toc227766931"/>
       <w:r>
         <w:rPr>
           <w:lang w:val="es-CO"/>
@@ -10970,49 +11039,34 @@
         </w:rPr>
         <w:t xml:space="preserve"> Ley 1915 del 2018. Por la cual se modifica la ley 23 del 1982 y se establecen otras disposiciones en materia de derecho de autor y derechos conexos. Julio 12 de 2018. </w:t>
       </w:r>
+    </w:p>
+    <w:p>
+      <w:pPr>
+        <w:rPr>
+          <w:lang w:eastAsia="es-CO"/>
+        </w:rPr>
+      </w:pPr>
+      <w:r>
+        <w:rPr>
+          <w:lang w:eastAsia="es-CO"/>
+        </w:rPr>
+        <w:t xml:space="preserve">MES </w:t>
+      </w:r>
+      <w:proofErr w:type="spellStart"/>
+      <w:r>
+        <w:rPr>
+          <w:lang w:eastAsia="es-CO"/>
+        </w:rPr>
+        <w:t>academy</w:t>
+      </w:r>
+      <w:proofErr w:type="spellEnd"/>
+      <w:r>
+        <w:rPr>
+          <w:lang w:eastAsia="es-CO"/>
+        </w:rPr>
+        <w:t xml:space="preserve">. (2017, October 10). Tono de comunicación en entornos digitales - Lección 10 [Video]. YouTube. </w:t>
+      </w:r>
       <w:hyperlink r:id="rId35" w:history="1">
-        <w:r>
-          <w:rPr>
-            <w:rStyle w:val="Hipervnculo"/>
-            <w:lang w:eastAsia="es-CO"/>
-          </w:rPr>
-          <w:t>https://www.funcionpublica.gov.co/eva/gestornormativo/norma.php?i=87419</w:t>
-        </w:r>
-      </w:hyperlink>
-      <w:r>
-        <w:rPr>
-          <w:lang w:eastAsia="es-CO"/>
-        </w:rPr>
-        <w:t xml:space="preserve"> </w:t>
-      </w:r>
-    </w:p>
-    <w:p>
-      <w:pPr>
-        <w:rPr>
-          <w:lang w:eastAsia="es-CO"/>
-        </w:rPr>
-      </w:pPr>
-      <w:r>
-        <w:rPr>
-          <w:lang w:eastAsia="es-CO"/>
-        </w:rPr>
-        <w:t xml:space="preserve">MES </w:t>
-      </w:r>
-      <w:proofErr w:type="spellStart"/>
-      <w:r>
-        <w:rPr>
-          <w:lang w:eastAsia="es-CO"/>
-        </w:rPr>
-        <w:t>academy</w:t>
-      </w:r>
-      <w:proofErr w:type="spellEnd"/>
-      <w:r>
-        <w:rPr>
-          <w:lang w:eastAsia="es-CO"/>
-        </w:rPr>
-        <w:t xml:space="preserve">. (2017, October 10). Tono de comunicación en entornos digitales - Lección 10 [Video]. YouTube. </w:t>
-      </w:r>
-      <w:hyperlink r:id="rId36" w:history="1">
         <w:r>
           <w:rPr>
             <w:rStyle w:val="Hipervnculo"/>
@@ -11038,7 +11092,6 @@
         <w:rPr>
           <w:lang w:eastAsia="es-CO"/>
         </w:rPr>
-        <w:lastRenderedPageBreak/>
         <w:t>MinTIC. (</w:t>
       </w:r>
       <w:proofErr w:type="gramStart"/>
@@ -11055,7 +11108,7 @@
         </w:rPr>
         <w:t xml:space="preserve"> 12 de 2015). Redes sociales: Leyes para tener en cuenta. En TIC confío. </w:t>
       </w:r>
-      <w:hyperlink r:id="rId37" w:history="1">
+      <w:hyperlink r:id="rId36" w:history="1">
         <w:r>
           <w:rPr>
             <w:rStyle w:val="Hipervnculo"/>
@@ -11081,6 +11134,7 @@
         <w:rPr>
           <w:lang w:eastAsia="es-CO"/>
         </w:rPr>
+        <w:lastRenderedPageBreak/>
         <w:t xml:space="preserve">Newberry, C. (Julio 17 de 2020). Análisis de redes sociales: Una guía para principiantes. </w:t>
       </w:r>
       <w:r>
@@ -11095,7 +11149,7 @@
         </w:rPr>
         <w:t xml:space="preserve">. </w:t>
       </w:r>
-      <w:hyperlink r:id="rId38" w:history="1">
+      <w:hyperlink r:id="rId37" w:history="1">
         <w:r>
           <w:rPr>
             <w:rStyle w:val="Hipervnculo"/>
@@ -11143,7 +11197,7 @@
         </w:rPr>
         <w:t xml:space="preserve"> Pérez, A. y Acosta, H. (2003). La convergencia mediática: un nuevo escenario para la gestión de información. Revista Cubana de Información en Ciencias de la Salud, 11(1). </w:t>
       </w:r>
-      <w:hyperlink r:id="rId39" w:history="1">
+      <w:hyperlink r:id="rId38" w:history="1">
         <w:r>
           <w:rPr>
             <w:rStyle w:val="Hipervnculo"/>
@@ -11171,7 +11225,7 @@
         </w:rPr>
         <w:t xml:space="preserve">Pino, C. (2009). El entorno digital en la nueva era de los medios y la publicidad: la metamorfosis del consumidor. Razón y Palabra, (66). </w:t>
       </w:r>
-      <w:hyperlink r:id="rId40" w:history="1">
+      <w:hyperlink r:id="rId39" w:history="1">
         <w:r>
           <w:rPr>
             <w:rStyle w:val="Hipervnculo"/>
@@ -11211,7 +11265,7 @@
         </w:rPr>
         <w:t xml:space="preserve">. 11-13. </w:t>
       </w:r>
-      <w:hyperlink r:id="rId41" w:history="1">
+      <w:hyperlink r:id="rId40" w:history="1">
         <w:r>
           <w:rPr>
             <w:rStyle w:val="Hipervnculo"/>
@@ -11239,7 +11293,7 @@
         </w:rPr>
         <w:t xml:space="preserve"> Silva, R. (2009). Beneficios del comercio electrónico. Perspectivas, (24),151-164. </w:t>
       </w:r>
-      <w:hyperlink r:id="rId42" w:history="1">
+      <w:hyperlink r:id="rId41" w:history="1">
         <w:r>
           <w:rPr>
             <w:rStyle w:val="Hipervnculo"/>
@@ -11289,7 +11343,7 @@
         </w:rPr>
         <w:t xml:space="preserve"> 13 de 2020). ¿Qué es el SEO y por qué lo necesito? 40deFiebre. </w:t>
       </w:r>
-      <w:hyperlink r:id="rId43" w:history="1">
+      <w:hyperlink r:id="rId42" w:history="1">
         <w:r>
           <w:rPr>
             <w:rStyle w:val="Hipervnculo"/>
@@ -11315,7 +11369,6 @@
         <w:rPr>
           <w:lang w:eastAsia="es-CO"/>
         </w:rPr>
-        <w:lastRenderedPageBreak/>
         <w:t xml:space="preserve"> Thompson, I. (</w:t>
       </w:r>
       <w:proofErr w:type="gramStart"/>
@@ -11344,7 +11397,7 @@
         </w:rPr>
         <w:t xml:space="preserve">. Portal de marketing - Marketing-free.com. </w:t>
       </w:r>
-      <w:hyperlink r:id="rId44" w:history="1">
+      <w:hyperlink r:id="rId43" w:history="1">
         <w:r>
           <w:rPr>
             <w:rStyle w:val="Hipervnculo"/>
@@ -11364,6 +11417,7 @@
         <w:rPr>
           <w:lang w:eastAsia="es-CO"/>
         </w:rPr>
+        <w:lastRenderedPageBreak/>
         <w:t xml:space="preserve">Xie, Y. M. S. (2019). </w:t>
       </w:r>
       <w:r>
@@ -11386,7 +11440,7 @@
           <w:lang w:val="es-CO"/>
         </w:rPr>
       </w:pPr>
-      <w:bookmarkStart w:id="22" w:name="_Toc226990459"/>
+      <w:bookmarkStart w:id="22" w:name="_Toc227766932"/>
       <w:r>
         <w:rPr>
           <w:lang w:val="es-CO"/>
@@ -11554,7 +11608,7 @@
               <w:rPr>
                 <w:lang w:val="es-CO"/>
               </w:rPr>
-              <w:t>Dirección General</w:t>
+              <w:t>Centro Agroturístico - Regional Santander</w:t>
             </w:r>
           </w:p>
         </w:tc>
@@ -12782,8 +12836,8 @@
       </w:pPr>
     </w:p>
     <w:sectPr>
-      <w:headerReference w:type="default" r:id="rId45"/>
-      <w:footerReference w:type="default" r:id="rId46"/>
+      <w:headerReference w:type="default" r:id="rId44"/>
+      <w:footerReference w:type="default" r:id="rId45"/>
       <w:pgSz w:w="12240" w:h="15840"/>
       <w:pgMar w:top="1701" w:right="1134" w:bottom="1134" w:left="1134" w:header="709" w:footer="737" w:gutter="0"/>
       <w:pgNumType w:start="1"/>
@@ -19869,6 +19923,26 @@
 </file>
 
 <file path=customXml/item1.xml><?xml version="1.0" encoding="utf-8"?>
+<p:properties xmlns:p="http://schemas.microsoft.com/office/2006/metadata/properties" xmlns:xsi="http://www.w3.org/2001/XMLSchema-instance" xmlns:pc="http://schemas.microsoft.com/office/infopath/2007/PartnerControls">
+  <documentManagement>
+    <TaxCatchAll xmlns="13c90a0b-73bc-4dc0-be5f-28d77b615beb" xsi:nil="true"/>
+    <lcf76f155ced4ddcb4097134ff3c332f xmlns="13c93bba-48ce-428c-bfe5-88b42c19b028">
+      <Terms xmlns="http://schemas.microsoft.com/office/infopath/2007/PartnerControls"/>
+    </lcf76f155ced4ddcb4097134ff3c332f>
+  </documentManagement>
+</p:properties>
+</file>
+
+<file path=customXml/item2.xml><?xml version="1.0" encoding="utf-8"?>
+<?mso-contentType ?>
+<FormTemplates xmlns="http://schemas.microsoft.com/sharepoint/v3/contenttype/forms">
+  <Display>DocumentLibraryForm</Display>
+  <Edit>DocumentLibraryForm</Edit>
+  <New>DocumentLibraryForm</New>
+</FormTemplates>
+</file>
+
+<file path=customXml/item3.xml><?xml version="1.0" encoding="utf-8"?>
 <ct:contentTypeSchema xmlns:ct="http://schemas.microsoft.com/office/2006/metadata/contentType" xmlns:ma="http://schemas.microsoft.com/office/2006/metadata/properties/metaAttributes" ct:_="" ma:_="" ma:contentTypeName="Documento" ma:contentTypeID="0x0101006A81D6BD42E8DF4C91013959704817E1" ma:contentTypeVersion="15" ma:contentTypeDescription="Crear nuevo documento." ma:contentTypeScope="" ma:versionID="bf4f72ffd194f0963ff564daca6869f7">
   <xsd:schema xmlns:xsd="http://www.w3.org/2001/XMLSchema" xmlns:xs="http://www.w3.org/2001/XMLSchema" xmlns:p="http://schemas.microsoft.com/office/2006/metadata/properties" xmlns:ns2="13c90a0b-73bc-4dc0-be5f-28d77b615beb" xmlns:ns3="13c93bba-48ce-428c-bfe5-88b42c19b028" targetNamespace="http://schemas.microsoft.com/office/2006/metadata/properties" ma:root="true" ma:fieldsID="8718d6f4873a5b1392a45044efa78385" ns2:_="" ns3:_="">
     <xsd:import namespace="13c90a0b-73bc-4dc0-be5f-28d77b615beb"/>
@@ -20103,43 +20177,11 @@
 </ct:contentTypeSchema>
 </file>
 
-<file path=customXml/item2.xml><?xml version="1.0" encoding="utf-8"?>
+<file path=customXml/item4.xml><?xml version="1.0" encoding="utf-8"?>
 <b:Sources xmlns:b="http://schemas.openxmlformats.org/officeDocument/2006/bibliography" xmlns="http://schemas.openxmlformats.org/officeDocument/2006/bibliography" SelectedStyle="\APASixthEditionOfficeOnline.xsl" StyleName="APA" Version="6"/>
 </file>
 
-<file path=customXml/item3.xml><?xml version="1.0" encoding="utf-8"?>
-<p:properties xmlns:p="http://schemas.microsoft.com/office/2006/metadata/properties" xmlns:xsi="http://www.w3.org/2001/XMLSchema-instance" xmlns:pc="http://schemas.microsoft.com/office/infopath/2007/PartnerControls">
-  <documentManagement>
-    <TaxCatchAll xmlns="13c90a0b-73bc-4dc0-be5f-28d77b615beb" xsi:nil="true"/>
-    <lcf76f155ced4ddcb4097134ff3c332f xmlns="13c93bba-48ce-428c-bfe5-88b42c19b028">
-      <Terms xmlns="http://schemas.microsoft.com/office/infopath/2007/PartnerControls"/>
-    </lcf76f155ced4ddcb4097134ff3c332f>
-  </documentManagement>
-</p:properties>
-</file>
-
-<file path=customXml/item4.xml><?xml version="1.0" encoding="utf-8"?>
-<?mso-contentType ?>
-<FormTemplates xmlns="http://schemas.microsoft.com/sharepoint/v3/contenttype/forms">
-  <Display>DocumentLibraryForm</Display>
-  <Edit>DocumentLibraryForm</Edit>
-  <New>DocumentLibraryForm</New>
-</FormTemplates>
-</file>
-
 <file path=customXml/itemProps1.xml><?xml version="1.0" encoding="utf-8"?>
-<ds:datastoreItem xmlns:ds="http://schemas.openxmlformats.org/officeDocument/2006/customXml" ds:itemID="{19BE9A70-9D41-4539-A0D5-6CDC9ED27F96}"/>
-</file>
-
-<file path=customXml/itemProps2.xml><?xml version="1.0" encoding="utf-8"?>
-<ds:datastoreItem xmlns:ds="http://schemas.openxmlformats.org/officeDocument/2006/customXml" ds:itemID="{E8AB44A3-7C62-4BD2-82ED-8ABC209970FA}">
-  <ds:schemaRefs>
-    <ds:schemaRef ds:uri="http://schemas.openxmlformats.org/officeDocument/2006/bibliography"/>
-  </ds:schemaRefs>
-</ds:datastoreItem>
-</file>
-
-<file path=customXml/itemProps3.xml><?xml version="1.0" encoding="utf-8"?>
 <ds:datastoreItem xmlns:ds="http://schemas.openxmlformats.org/officeDocument/2006/customXml" ds:itemID="{1145D752-ACC1-45E1-AB53-0C756F67FC7F}">
   <ds:schemaRefs>
     <ds:schemaRef ds:uri="http://schemas.microsoft.com/office/2006/metadata/properties"/>
@@ -20150,10 +20192,22 @@
 </ds:datastoreItem>
 </file>
 
-<file path=customXml/itemProps4.xml><?xml version="1.0" encoding="utf-8"?>
+<file path=customXml/itemProps2.xml><?xml version="1.0" encoding="utf-8"?>
 <ds:datastoreItem xmlns:ds="http://schemas.openxmlformats.org/officeDocument/2006/customXml" ds:itemID="{81CBDEC1-3B00-44ED-AD36-0268077980BA}">
   <ds:schemaRefs>
     <ds:schemaRef ds:uri="http://schemas.microsoft.com/sharepoint/v3/contenttype/forms"/>
   </ds:schemaRefs>
 </ds:datastoreItem>
+</file>
+
+<file path=customXml/itemProps3.xml><?xml version="1.0" encoding="utf-8"?>
+<ds:datastoreItem xmlns:ds="http://schemas.openxmlformats.org/officeDocument/2006/customXml" ds:itemID="{1B4F7250-9D57-4550-9FA2-0D4B11F300C0}"/>
+</file>
+
+<file path=customXml/itemProps4.xml><?xml version="1.0" encoding="utf-8"?>
+<ds:datastoreItem xmlns:ds="http://schemas.openxmlformats.org/officeDocument/2006/customXml" ds:itemID="{E8AB44A3-7C62-4BD2-82ED-8ABC209970FA}">
+  <ds:schemaRefs>
+    <ds:schemaRef ds:uri="http://schemas.openxmlformats.org/officeDocument/2006/bibliography"/>
+  </ds:schemaRefs>
+</ds:datastoreItem>
 </file>